--- a/2026-10-06/cricket_scripts.docx
+++ b/2026-10-06/cricket_scripts.docx
@@ -1104,7 +1104,7 @@
         <w:rPr>
           <w:b w:val="0"/>
         </w:rPr>
-        <w:t>Script lines about Buttler/Jacks/Baker "chal gaye" — Buttler top-scored with 172 runs, Baker and Dawson each took 6 wickets in the T20Is. Fine as written.</w:t>
+        <w:t>Twist line stats: Buttler 172 runs (England top scorer, T20Is), Baker 6 wickets (joint with Dawson), Jacks Player of the ODI series — confirm on Cricinfo.</w:t>
       </w:r>
     </w:p>
     <w:p>
